--- a/_site/saorikikuchi_system_info.docx
+++ b/_site/saorikikuchi_system_info.docx
@@ -444,7 +444,7 @@
         <w:rPr>
           <w:rStyle w:val="VerbatimChar"/>
         </w:rPr>
-        <w:t xml:space="preserve">Available Memory (MB): 6323.48</w:t>
+        <w:t xml:space="preserve">Available Memory (MB): 5751.19</w:t>
       </w:r>
     </w:p>
     <w:sectPr/>

--- a/_site/saorikikuchi_system_info.docx
+++ b/_site/saorikikuchi_system_info.docx
@@ -444,7 +444,7 @@
         <w:rPr>
           <w:rStyle w:val="VerbatimChar"/>
         </w:rPr>
-        <w:t xml:space="preserve">Available Memory (MB): 5751.19</w:t>
+        <w:t xml:space="preserve">Available Memory (MB): 5738.04</w:t>
       </w:r>
     </w:p>
     <w:sectPr/>
